--- a/human/tasks/B-03/summary.docx
+++ b/human/tasks/B-03/summary.docx
@@ -143,7 +143,7 @@
     </w:p>
     <w:p>
       <w:r>
-        <w:t>先修Agent当前事实及导航，再生成总结与串联Word。注册状态保持、业务SVG不重复生成，整体根目录双层物理迁移仍未完成。</w:t>
+        <w:t>先修Agent当前事实及导航，再生成总结与串联Word。注册状态保持、业务SVG不重复生成，根目录19/19项已迁入human/agent，当前读取和运行入口已验证，业务签收不变。</w:t>
       </w:r>
     </w:p>
     <w:p>
@@ -202,7 +202,12 @@
     </w:p>
     <w:p>
       <w:r>
-        <w:t>累计53/71包规范化、余18，下一E-06。业务BLOCKED_EXTERNAL与零真实实例保持，继续逐包及最终根目录迁移，不把规范化当作正式研究完成。</w:t>
+        <w:t>规范化71/71包、根目录迁移19/19项完成；每包Word由Agent源生成。</w:t>
+      </w:r>
+    </w:p>
+    <w:p>
+      <w:r>
+        <w:t>业务状态BLOCKED_EXTERNAL，原签收与未交付项不变；后续按注册表和实际依赖推进。</w:t>
       </w:r>
     </w:p>
     <w:p>
